--- a/Mapped Curriculum Lesson - Supplemental Material/Grade 7/Lesson 19 - Random Steps and Choices/Random Steps and Choices - Worksheet.docx
+++ b/Mapped Curriculum Lesson - Supplemental Material/Grade 7/Lesson 19 - Random Steps and Choices/Random Steps and Choices - Worksheet.docx
@@ -940,20 +940,7 @@
         <w:rPr>
           <w:color w:val="080808"/>
         </w:rPr>
-        <w:t xml:space="preserve"> you design. Display one instruction such as 8 </w:t>
-      </w:r>
-      <w:r>
-        <w:rPr>
-          <w:color w:val="067D17"/>
-          <w:rFonts w:ascii="Consolas" w:hAnsi="Consolas"/>
-        </w:rPr>
-        <w:t>"jumps"</w:t>
-      </w:r>
-      <w:r>
-        <w:rPr>
-          <w:color w:val="080808"/>
-        </w:rPr>
-        <w:t>.</w:t>
+        <w:t xml:space="preserve"> you design. Display one instruction such as 8 jumps.</w:t>
       </w:r>
     </w:p>
     <w:p>

--- a/Mapped Curriculum Lesson - Supplemental Material/Grade 7/Lesson 19 - Random Steps and Choices/Random Steps and Choices - Worksheet.docx
+++ b/Mapped Curriculum Lesson - Supplemental Material/Grade 7/Lesson 19 - Random Steps and Choices/Random Steps and Choices - Worksheet.docx
@@ -797,7 +797,33 @@
         <w:rPr>
           <w:color w:val="080808"/>
         </w:rPr>
-        <w:t>Generate and display a random multiple of 5 from 5 to 30. Run the program several times; every result should be a multiple of 5 in this range.</w:t>
+        <w:t xml:space="preserve">Use </w:t>
+      </w:r>
+      <w:r>
+        <w:rPr>
+          <w:color w:val="1750EB"/>
+          <w:rFonts w:ascii="Consolas" w:hAnsi="Consolas"/>
+        </w:rPr>
+        <w:t>randrange()</w:t>
+      </w:r>
+      <w:r>
+        <w:rPr>
+          <w:color w:val="080808"/>
+        </w:rPr>
+        <w:t xml:space="preserve"> to generate one of these whole numbers: 5, 10, 15, 20, 25 or 30. Store the result in [move] and display </w:t>
+      </w:r>
+      <w:r>
+        <w:rPr>
+          <w:color w:val="067D17"/>
+          <w:rFonts w:ascii="Consolas" w:hAnsi="Consolas"/>
+        </w:rPr>
+        <w:t>"Move:"</w:t>
+      </w:r>
+      <w:r>
+        <w:rPr>
+          <w:color w:val="080808"/>
+        </w:rPr>
+        <w:t xml:space="preserve"> followed by [move]. Run the program several times and check that no other number appears.</w:t>
       </w:r>
     </w:p>
     <w:p w14:noSpellErr="1">
@@ -900,47 +926,190 @@
         <w:rPr>
           <w:color w:val="080808"/>
         </w:rPr>
-        <w:t xml:space="preserve"> to the colour choices and generate two independently stored colour selections. Display both selections on labelled lines.</w:t>
-      </w:r>
-    </w:p>
-    <w:p>
-      <w:pPr>
-        <w:spacing w:before="0" w:after="0" w:line="120" w:lineRule="exact"/>
-      </w:pPr>
-    </w:p>
-    <w:p>
-      <w:pPr>
-        <w:pStyle w:val="Heading2"/>
-      </w:pPr>
-      <w:r>
-        <w:t>Challenge 3</w:t>
-      </w:r>
-    </w:p>
-    <w:p>
-      <w:pPr>
-        <w:spacing w:line="276" w:lineRule="auto" w:before="0" w:after="0"/>
-        <w:rPr>
-          <w:noProof/>
-        </w:rPr>
-      </w:pPr>
-      <w:r>
-        <w:rPr>
-          <w:color w:val="080808"/>
-        </w:rPr>
-        <w:t xml:space="preserve">Build a random training prompt. Choose an even repetition count from 2 through 12 and one activity from a three-item </w:t>
+        <w:t xml:space="preserve"> to [colours]. Use </w:t>
       </w:r>
       <w:r>
         <w:rPr>
           <w:color w:val="1750EB"/>
           <w:rFonts w:ascii="Consolas" w:hAnsi="Consolas"/>
         </w:rPr>
-        <w:t>list</w:t>
-      </w:r>
-      <w:r>
-        <w:rPr>
-          <w:color w:val="080808"/>
-        </w:rPr>
-        <w:t xml:space="preserve"> you design. Display one instruction such as 8 jumps.</w:t>
+        <w:t>random.choice()</w:t>
+      </w:r>
+      <w:r>
+        <w:rPr>
+          <w:color w:val="080808"/>
+        </w:rPr>
+        <w:t xml:space="preserve"> twice and store the results separately in [first_colour] and [second_colour]. Display each result on a labelled line. For example, if </w:t>
+      </w:r>
+      <w:r>
+        <w:rPr>
+          <w:color w:val="067D17"/>
+          <w:rFonts w:ascii="Consolas" w:hAnsi="Consolas"/>
+        </w:rPr>
+        <w:t>"red"</w:t>
+      </w:r>
+      <w:r>
+        <w:rPr>
+          <w:color w:val="080808"/>
+        </w:rPr>
+        <w:t xml:space="preserve"> and </w:t>
+      </w:r>
+      <w:r>
+        <w:rPr>
+          <w:color w:val="067D17"/>
+          <w:rFonts w:ascii="Consolas" w:hAnsi="Consolas"/>
+        </w:rPr>
+        <w:t>"green"</w:t>
+      </w:r>
+      <w:r>
+        <w:rPr>
+          <w:color w:val="080808"/>
+        </w:rPr>
+        <w:t xml:space="preserve"> are selected, display </w:t>
+      </w:r>
+      <w:r>
+        <w:rPr>
+          <w:color w:val="067D17"/>
+          <w:rFonts w:ascii="Consolas" w:hAnsi="Consolas"/>
+        </w:rPr>
+        <w:t>"First colour: red"</w:t>
+      </w:r>
+      <w:r>
+        <w:rPr>
+          <w:color w:val="080808"/>
+        </w:rPr>
+        <w:t xml:space="preserve"> and </w:t>
+      </w:r>
+      <w:r>
+        <w:rPr>
+          <w:color w:val="067D17"/>
+          <w:rFonts w:ascii="Consolas" w:hAnsi="Consolas"/>
+        </w:rPr>
+        <w:t>"Second colour: green"</w:t>
+      </w:r>
+      <w:r>
+        <w:rPr>
+          <w:color w:val="080808"/>
+        </w:rPr>
+        <w:t>.</w:t>
+      </w:r>
+    </w:p>
+    <w:p>
+      <w:pPr>
+        <w:spacing w:before="0" w:after="0" w:line="120" w:lineRule="exact"/>
+      </w:pPr>
+    </w:p>
+    <w:p>
+      <w:pPr>
+        <w:pStyle w:val="Heading2"/>
+      </w:pPr>
+      <w:r>
+        <w:t>Challenge 3</w:t>
+      </w:r>
+    </w:p>
+    <w:p>
+      <w:pPr>
+        <w:spacing w:line="276" w:lineRule="auto" w:before="0" w:after="0"/>
+        <w:rPr>
+          <w:noProof/>
+        </w:rPr>
+      </w:pPr>
+      <w:r>
+        <w:rPr>
+          <w:color w:val="080808"/>
+        </w:rPr>
+        <w:t xml:space="preserve">Store three activity </w:t>
+      </w:r>
+      <w:r>
+        <w:rPr>
+          <w:color w:val="1750EB"/>
+          <w:rFonts w:ascii="Consolas" w:hAnsi="Consolas"/>
+        </w:rPr>
+        <w:t>strings</w:t>
+      </w:r>
+      <w:r>
+        <w:rPr>
+          <w:color w:val="080808"/>
+        </w:rPr>
+        <w:t xml:space="preserve">, such as </w:t>
+      </w:r>
+      <w:r>
+        <w:rPr>
+          <w:color w:val="067D17"/>
+          <w:rFonts w:ascii="Consolas" w:hAnsi="Consolas"/>
+        </w:rPr>
+        <w:t>"jumps"</w:t>
+      </w:r>
+      <w:r>
+        <w:rPr>
+          <w:color w:val="080808"/>
+        </w:rPr>
+        <w:t xml:space="preserve">, </w:t>
+      </w:r>
+      <w:r>
+        <w:rPr>
+          <w:color w:val="067D17"/>
+          <w:rFonts w:ascii="Consolas" w:hAnsi="Consolas"/>
+        </w:rPr>
+        <w:t>"push-ups"</w:t>
+      </w:r>
+      <w:r>
+        <w:rPr>
+          <w:color w:val="080808"/>
+        </w:rPr>
+        <w:t xml:space="preserve"> and </w:t>
+      </w:r>
+      <w:r>
+        <w:rPr>
+          <w:color w:val="067D17"/>
+          <w:rFonts w:ascii="Consolas" w:hAnsi="Consolas"/>
+        </w:rPr>
+        <w:t>"squats"</w:t>
+      </w:r>
+      <w:r>
+        <w:rPr>
+          <w:color w:val="080808"/>
+        </w:rPr>
+        <w:t xml:space="preserve">, in [activities]. Generate a random even whole number from 2 through 12 and store it in [count]. Select one random item from [activities] and store it in [activity]. Display </w:t>
+      </w:r>
+      <w:r>
+        <w:rPr>
+          <w:color w:val="067D17"/>
+          <w:rFonts w:ascii="Consolas" w:hAnsi="Consolas"/>
+        </w:rPr>
+        <w:t>"Training prompt:"</w:t>
+      </w:r>
+      <w:r>
+        <w:rPr>
+          <w:color w:val="080808"/>
+        </w:rPr>
+        <w:t xml:space="preserve"> followed by [count] and [activity], such as </w:t>
+      </w:r>
+      <w:r>
+        <w:rPr>
+          <w:color w:val="067D17"/>
+          <w:rFonts w:ascii="Consolas" w:hAnsi="Consolas"/>
+        </w:rPr>
+        <w:t>"Training prompt: 8 jumps"</w:t>
+      </w:r>
+      <w:r>
+        <w:rPr>
+          <w:color w:val="080808"/>
+        </w:rPr>
+        <w:t xml:space="preserve"> or </w:t>
+      </w:r>
+      <w:r>
+        <w:rPr>
+          <w:color w:val="067D17"/>
+          <w:rFonts w:ascii="Consolas" w:hAnsi="Consolas"/>
+        </w:rPr>
+        <w:t>"Training prompt: 4 push-ups"</w:t>
+      </w:r>
+      <w:r>
+        <w:rPr>
+          <w:color w:val="080808"/>
+        </w:rPr>
+        <w:t>.</w:t>
       </w:r>
     </w:p>
     <w:p>

--- a/Mapped Curriculum Lesson - Supplemental Material/Grade 7/Lesson 19 - Random Steps and Choices/Random Steps and Choices - Worksheet.docx
+++ b/Mapped Curriculum Lesson - Supplemental Material/Grade 7/Lesson 19 - Random Steps and Choices/Random Steps and Choices - Worksheet.docx
@@ -797,25 +797,45 @@
         <w:rPr>
           <w:color w:val="080808"/>
         </w:rPr>
-        <w:t xml:space="preserve">Use </w:t>
+        <w:t xml:space="preserve">Change the example's </w:t>
       </w:r>
       <w:r>
         <w:rPr>
           <w:color w:val="1750EB"/>
-          <w:rFonts w:ascii="Consolas" w:hAnsi="Consolas"/>
-        </w:rPr>
-        <w:t>randrange()</w:t>
-      </w:r>
-      <w:r>
-        <w:rPr>
-          <w:color w:val="080808"/>
-        </w:rPr>
-        <w:t xml:space="preserve"> to generate one of these whole numbers: 5, 10, 15, 20, 25 or 30. Store the result in [move] and display </w:t>
+          <w:rFonts w:ascii="JetBrains Mono" w:hAnsi="JetBrains Mono"/>
+          <w:sz w:val="20"/>
+          <w:szCs w:val="20"/>
+        </w:rPr>
+        <w:t>random.randrange()</w:t>
+      </w:r>
+      <w:r>
+        <w:rPr>
+          <w:color w:val="080808"/>
+        </w:rPr>
+        <w:t xml:space="preserve"> call so it chooses one of 5, 10, 15, 20, 25 or 30. Store the result in </w:t>
+      </w:r>
+      <w:r>
+        <w:rPr>
+          <w:color w:val="6A1B9A"/>
+          <w:rFonts w:ascii="JetBrains Mono" w:hAnsi="JetBrains Mono"/>
+          <w:sz w:val="20"/>
+          <w:szCs w:val="20"/>
+          <w:shd w:val="clear" w:color="auto" w:fill="ECEAF4"/>
+        </w:rPr>
+        <w:t> move </w:t>
+      </w:r>
+      <w:r>
+        <w:rPr>
+          <w:color w:val="080808"/>
+        </w:rPr>
+        <w:t xml:space="preserve"> and display it after </w:t>
       </w:r>
       <w:r>
         <w:rPr>
           <w:color w:val="067D17"/>
-          <w:rFonts w:ascii="Consolas" w:hAnsi="Consolas"/>
+          <w:rFonts w:ascii="JetBrains Mono" w:hAnsi="JetBrains Mono"/>
+          <w:sz w:val="20"/>
+          <w:szCs w:val="20"/>
         </w:rPr>
         <w:t>"Move:"</w:t>
       </w:r>
@@ -823,7 +843,7 @@
         <w:rPr>
           <w:color w:val="080808"/>
         </w:rPr>
-        <w:t xml:space="preserve"> followed by [move]. Run the program several times and check that no other number appears.</w:t>
+        <w:t>. Run it several times to check that no other number appears.</w:t>
       </w:r>
     </w:p>
     <w:p w14:noSpellErr="1">
@@ -913,12 +933,90 @@
         <w:rPr>
           <w:color w:val="080808"/>
         </w:rPr>
-        <w:t xml:space="preserve">Add </w:t>
+        <w:t xml:space="preserve">Change the example so a </w:t>
+      </w:r>
+      <w:r>
+        <w:rPr>
+          <w:color w:val="1750EB"/>
+          <w:rFonts w:ascii="JetBrains Mono" w:hAnsi="JetBrains Mono"/>
+          <w:sz w:val="20"/>
+          <w:szCs w:val="20"/>
+        </w:rPr>
+        <w:t>list</w:t>
+      </w:r>
+      <w:r>
+        <w:rPr>
+          <w:color w:val="080808"/>
+        </w:rPr>
+        <w:t xml:space="preserve"> called </w:t>
+      </w:r>
+      <w:r>
+        <w:rPr>
+          <w:color w:val="6A1B9A"/>
+          <w:rFonts w:ascii="JetBrains Mono" w:hAnsi="JetBrains Mono"/>
+          <w:sz w:val="20"/>
+          <w:szCs w:val="20"/>
+          <w:shd w:val="clear" w:color="auto" w:fill="ECEAF4"/>
+        </w:rPr>
+        <w:t> colours </w:t>
+      </w:r>
+      <w:r>
+        <w:rPr>
+          <w:color w:val="080808"/>
+        </w:rPr>
+        <w:t xml:space="preserve"> holds </w:t>
       </w:r>
       <w:r>
         <w:rPr>
           <w:color w:val="067D17"/>
-          <w:rFonts w:ascii="Consolas" w:hAnsi="Consolas"/>
+          <w:rFonts w:ascii="JetBrains Mono" w:hAnsi="JetBrains Mono"/>
+          <w:sz w:val="20"/>
+          <w:szCs w:val="20"/>
+        </w:rPr>
+        <w:t>"red"</w:t>
+      </w:r>
+      <w:r>
+        <w:rPr>
+          <w:color w:val="080808"/>
+        </w:rPr>
+        <w:t xml:space="preserve">, </w:t>
+      </w:r>
+      <w:r>
+        <w:rPr>
+          <w:color w:val="067D17"/>
+          <w:rFonts w:ascii="JetBrains Mono" w:hAnsi="JetBrains Mono"/>
+          <w:sz w:val="20"/>
+          <w:szCs w:val="20"/>
+        </w:rPr>
+        <w:t>"blue"</w:t>
+      </w:r>
+      <w:r>
+        <w:rPr>
+          <w:color w:val="080808"/>
+        </w:rPr>
+        <w:t xml:space="preserve">, </w:t>
+      </w:r>
+      <w:r>
+        <w:rPr>
+          <w:color w:val="067D17"/>
+          <w:rFonts w:ascii="JetBrains Mono" w:hAnsi="JetBrains Mono"/>
+          <w:sz w:val="20"/>
+          <w:szCs w:val="20"/>
+        </w:rPr>
+        <w:t>"gold"</w:t>
+      </w:r>
+      <w:r>
+        <w:rPr>
+          <w:color w:val="080808"/>
+        </w:rPr>
+        <w:t xml:space="preserve"> and </w:t>
+      </w:r>
+      <w:r>
+        <w:rPr>
+          <w:color w:val="067D17"/>
+          <w:rFonts w:ascii="JetBrains Mono" w:hAnsi="JetBrains Mono"/>
+          <w:sz w:val="20"/>
+          <w:szCs w:val="20"/>
         </w:rPr>
         <w:t>"green"</w:t>
       </w:r>
@@ -926,12 +1024,14 @@
         <w:rPr>
           <w:color w:val="080808"/>
         </w:rPr>
-        <w:t xml:space="preserve"> to [colours]. Use </w:t>
+        <w:t xml:space="preserve">. Use </w:t>
       </w:r>
       <w:r>
         <w:rPr>
           <w:color w:val="1750EB"/>
-          <w:rFonts w:ascii="Consolas" w:hAnsi="Consolas"/>
+          <w:rFonts w:ascii="JetBrains Mono" w:hAnsi="JetBrains Mono"/>
+          <w:sz w:val="20"/>
+          <w:szCs w:val="20"/>
         </w:rPr>
         <w:t>random.choice()</w:t>
       </w:r>
@@ -939,14 +1039,48 @@
         <w:rPr>
           <w:color w:val="080808"/>
         </w:rPr>
-        <w:t xml:space="preserve"> twice and store the results separately in [first_colour] and [second_colour]. Display each result on a labelled line. For example, if </w:t>
+        <w:t xml:space="preserve"> twice to pick </w:t>
+      </w:r>
+      <w:r>
+        <w:rPr>
+          <w:color w:val="6A1B9A"/>
+          <w:rFonts w:ascii="JetBrains Mono" w:hAnsi="JetBrains Mono"/>
+          <w:sz w:val="20"/>
+          <w:szCs w:val="20"/>
+          <w:shd w:val="clear" w:color="auto" w:fill="ECEAF4"/>
+        </w:rPr>
+        <w:t> first_colour </w:t>
+      </w:r>
+      <w:r>
+        <w:rPr>
+          <w:color w:val="080808"/>
+        </w:rPr>
+        <w:t xml:space="preserve"> and </w:t>
+      </w:r>
+      <w:r>
+        <w:rPr>
+          <w:color w:val="6A1B9A"/>
+          <w:rFonts w:ascii="JetBrains Mono" w:hAnsi="JetBrains Mono"/>
+          <w:sz w:val="20"/>
+          <w:szCs w:val="20"/>
+          <w:shd w:val="clear" w:color="auto" w:fill="ECEAF4"/>
+        </w:rPr>
+        <w:t> second_colour </w:t>
+      </w:r>
+      <w:r>
+        <w:rPr>
+          <w:color w:val="080808"/>
+        </w:rPr>
+        <w:t xml:space="preserve">, and display them after </w:t>
       </w:r>
       <w:r>
         <w:rPr>
           <w:color w:val="067D17"/>
-          <w:rFonts w:ascii="Consolas" w:hAnsi="Consolas"/>
-        </w:rPr>
-        <w:t>"red"</w:t>
+          <w:rFonts w:ascii="JetBrains Mono" w:hAnsi="JetBrains Mono"/>
+          <w:sz w:val="20"/>
+          <w:szCs w:val="20"/>
+        </w:rPr>
+        <w:t>"First colour:"</w:t>
       </w:r>
       <w:r>
         <w:rPr>
@@ -957,153 +1091,129 @@
       <w:r>
         <w:rPr>
           <w:color w:val="067D17"/>
-          <w:rFonts w:ascii="Consolas" w:hAnsi="Consolas"/>
-        </w:rPr>
-        <w:t>"green"</w:t>
-      </w:r>
-      <w:r>
-        <w:rPr>
-          <w:color w:val="080808"/>
-        </w:rPr>
-        <w:t xml:space="preserve"> are selected, display </w:t>
+          <w:rFonts w:ascii="JetBrains Mono" w:hAnsi="JetBrains Mono"/>
+          <w:sz w:val="20"/>
+          <w:szCs w:val="20"/>
+        </w:rPr>
+        <w:t>"Second colour:"</w:t>
+      </w:r>
+      <w:r>
+        <w:rPr>
+          <w:color w:val="080808"/>
+        </w:rPr>
+        <w:t>.</w:t>
+      </w:r>
+    </w:p>
+    <w:p>
+      <w:pPr>
+        <w:spacing w:before="0" w:after="0" w:line="120" w:lineRule="exact"/>
+      </w:pPr>
+    </w:p>
+    <w:p>
+      <w:pPr>
+        <w:pStyle w:val="Heading2"/>
+      </w:pPr>
+      <w:r>
+        <w:t>Challenge 3</w:t>
+      </w:r>
+    </w:p>
+    <w:p>
+      <w:pPr>
+        <w:spacing w:line="276" w:lineRule="auto" w:before="0" w:after="0"/>
+        <w:rPr>
+          <w:noProof/>
+        </w:rPr>
+      </w:pPr>
+      <w:r>
+        <w:rPr>
+          <w:color w:val="080808"/>
+        </w:rPr>
+        <w:t xml:space="preserve">Create a training program with a </w:t>
+      </w:r>
+      <w:r>
+        <w:rPr>
+          <w:color w:val="1750EB"/>
+          <w:rFonts w:ascii="JetBrains Mono" w:hAnsi="JetBrains Mono"/>
+          <w:sz w:val="20"/>
+          <w:szCs w:val="20"/>
+        </w:rPr>
+        <w:t>list</w:t>
+      </w:r>
+      <w:r>
+        <w:rPr>
+          <w:color w:val="080808"/>
+        </w:rPr>
+        <w:t xml:space="preserve"> called </w:t>
+      </w:r>
+      <w:r>
+        <w:rPr>
+          <w:color w:val="6A1B9A"/>
+          <w:rFonts w:ascii="JetBrains Mono" w:hAnsi="JetBrains Mono"/>
+          <w:sz w:val="20"/>
+          <w:szCs w:val="20"/>
+          <w:shd w:val="clear" w:color="auto" w:fill="ECEAF4"/>
+        </w:rPr>
+        <w:t> activities </w:t>
+      </w:r>
+      <w:r>
+        <w:rPr>
+          <w:color w:val="080808"/>
+        </w:rPr>
+        <w:t xml:space="preserve"> holding three activity words. Use a </w:t>
+      </w:r>
+      <w:r>
+        <w:rPr>
+          <w:color w:val="1750EB"/>
+          <w:rFonts w:ascii="JetBrains Mono" w:hAnsi="JetBrains Mono"/>
+          <w:sz w:val="20"/>
+          <w:szCs w:val="20"/>
+        </w:rPr>
+        <w:t>for</w:t>
+      </w:r>
+      <w:r>
+        <w:rPr>
+          <w:color w:val="080808"/>
+        </w:rPr>
+        <w:t xml:space="preserve"> loop to display three training prompts. Each prompt uses </w:t>
+      </w:r>
+      <w:r>
+        <w:rPr>
+          <w:color w:val="1750EB"/>
+          <w:rFonts w:ascii="JetBrains Mono" w:hAnsi="JetBrains Mono"/>
+          <w:sz w:val="20"/>
+          <w:szCs w:val="20"/>
+        </w:rPr>
+        <w:t>random.randrange()</w:t>
+      </w:r>
+      <w:r>
+        <w:rPr>
+          <w:color w:val="080808"/>
+        </w:rPr>
+        <w:t xml:space="preserve"> for an even number from 2 to 12 and </w:t>
+      </w:r>
+      <w:r>
+        <w:rPr>
+          <w:color w:val="1750EB"/>
+          <w:rFonts w:ascii="JetBrains Mono" w:hAnsi="JetBrains Mono"/>
+          <w:sz w:val="20"/>
+          <w:szCs w:val="20"/>
+        </w:rPr>
+        <w:t>random.choice()</w:t>
+      </w:r>
+      <w:r>
+        <w:rPr>
+          <w:color w:val="080808"/>
+        </w:rPr>
+        <w:t xml:space="preserve"> for an activity, such as </w:t>
       </w:r>
       <w:r>
         <w:rPr>
           <w:color w:val="067D17"/>
-          <w:rFonts w:ascii="Consolas" w:hAnsi="Consolas"/>
-        </w:rPr>
-        <w:t>"First colour: red"</w:t>
-      </w:r>
-      <w:r>
-        <w:rPr>
-          <w:color w:val="080808"/>
-        </w:rPr>
-        <w:t xml:space="preserve"> and </w:t>
-      </w:r>
-      <w:r>
-        <w:rPr>
-          <w:color w:val="067D17"/>
-          <w:rFonts w:ascii="Consolas" w:hAnsi="Consolas"/>
-        </w:rPr>
-        <w:t>"Second colour: green"</w:t>
-      </w:r>
-      <w:r>
-        <w:rPr>
-          <w:color w:val="080808"/>
-        </w:rPr>
-        <w:t>.</w:t>
-      </w:r>
-    </w:p>
-    <w:p>
-      <w:pPr>
-        <w:spacing w:before="0" w:after="0" w:line="120" w:lineRule="exact"/>
-      </w:pPr>
-    </w:p>
-    <w:p>
-      <w:pPr>
-        <w:pStyle w:val="Heading2"/>
-      </w:pPr>
-      <w:r>
-        <w:t>Challenge 3</w:t>
-      </w:r>
-    </w:p>
-    <w:p>
-      <w:pPr>
-        <w:spacing w:line="276" w:lineRule="auto" w:before="0" w:after="0"/>
-        <w:rPr>
-          <w:noProof/>
-        </w:rPr>
-      </w:pPr>
-      <w:r>
-        <w:rPr>
-          <w:color w:val="080808"/>
-        </w:rPr>
-        <w:t xml:space="preserve">Store three activity </w:t>
-      </w:r>
-      <w:r>
-        <w:rPr>
-          <w:color w:val="1750EB"/>
-          <w:rFonts w:ascii="Consolas" w:hAnsi="Consolas"/>
-        </w:rPr>
-        <w:t>strings</w:t>
-      </w:r>
-      <w:r>
-        <w:rPr>
-          <w:color w:val="080808"/>
-        </w:rPr>
-        <w:t xml:space="preserve">, such as </w:t>
-      </w:r>
-      <w:r>
-        <w:rPr>
-          <w:color w:val="067D17"/>
-          <w:rFonts w:ascii="Consolas" w:hAnsi="Consolas"/>
-        </w:rPr>
-        <w:t>"jumps"</w:t>
-      </w:r>
-      <w:r>
-        <w:rPr>
-          <w:color w:val="080808"/>
-        </w:rPr>
-        <w:t xml:space="preserve">, </w:t>
-      </w:r>
-      <w:r>
-        <w:rPr>
-          <w:color w:val="067D17"/>
-          <w:rFonts w:ascii="Consolas" w:hAnsi="Consolas"/>
-        </w:rPr>
-        <w:t>"push-ups"</w:t>
-      </w:r>
-      <w:r>
-        <w:rPr>
-          <w:color w:val="080808"/>
-        </w:rPr>
-        <w:t xml:space="preserve"> and </w:t>
-      </w:r>
-      <w:r>
-        <w:rPr>
-          <w:color w:val="067D17"/>
-          <w:rFonts w:ascii="Consolas" w:hAnsi="Consolas"/>
-        </w:rPr>
-        <w:t>"squats"</w:t>
-      </w:r>
-      <w:r>
-        <w:rPr>
-          <w:color w:val="080808"/>
-        </w:rPr>
-        <w:t xml:space="preserve">, in [activities]. Generate a random even whole number from 2 through 12 and store it in [count]. Select one random item from [activities] and store it in [activity]. Display </w:t>
-      </w:r>
-      <w:r>
-        <w:rPr>
-          <w:color w:val="067D17"/>
-          <w:rFonts w:ascii="Consolas" w:hAnsi="Consolas"/>
-        </w:rPr>
-        <w:t>"Training prompt:"</w:t>
-      </w:r>
-      <w:r>
-        <w:rPr>
-          <w:color w:val="080808"/>
-        </w:rPr>
-        <w:t xml:space="preserve"> followed by [count] and [activity], such as </w:t>
-      </w:r>
-      <w:r>
-        <w:rPr>
-          <w:color w:val="067D17"/>
-          <w:rFonts w:ascii="Consolas" w:hAnsi="Consolas"/>
+          <w:rFonts w:ascii="JetBrains Mono" w:hAnsi="JetBrains Mono"/>
+          <w:sz w:val="20"/>
+          <w:szCs w:val="20"/>
         </w:rPr>
         <w:t>"Training prompt: 8 jumps"</w:t>
-      </w:r>
-      <w:r>
-        <w:rPr>
-          <w:color w:val="080808"/>
-        </w:rPr>
-        <w:t xml:space="preserve"> or </w:t>
-      </w:r>
-      <w:r>
-        <w:rPr>
-          <w:color w:val="067D17"/>
-          <w:rFonts w:ascii="Consolas" w:hAnsi="Consolas"/>
-        </w:rPr>
-        <w:t>"Training prompt: 4 push-ups"</w:t>
       </w:r>
       <w:r>
         <w:rPr>

--- a/Mapped Curriculum Lesson - Supplemental Material/Grade 7/Lesson 19 - Random Steps and Choices/Random Steps and Choices - Worksheet.docx
+++ b/Mapped Curriculum Lesson - Supplemental Material/Grade 7/Lesson 19 - Random Steps and Choices/Random Steps and Choices - Worksheet.docx
@@ -1163,7 +1163,7 @@
       </w:r>
       <w:r>
         <w:rPr>
-          <w:color w:val="1750EB"/>
+          <w:color w:val="C45E00"/>
           <w:rFonts w:ascii="JetBrains Mono" w:hAnsi="JetBrains Mono"/>
           <w:sz w:val="20"/>
           <w:szCs w:val="20"/>

--- a/Mapped Curriculum Lesson - Supplemental Material/Grade 7/Lesson 19 - Random Steps and Choices/Random Steps and Choices - Worksheet.docx
+++ b/Mapped Curriculum Lesson - Supplemental Material/Grade 7/Lesson 19 - Random Steps and Choices/Random Steps and Choices - Worksheet.docx
@@ -36,9 +36,18 @@
           <w:rFonts w:ascii="JetBrains Mono" w:hAnsi="JetBrains Mono" w:cs="JetBrains Mono"/>
           <w:sz w:val="24"/>
           <w:szCs w:val="24"/>
-          <w:color w:val="080808"/>
-        </w:rPr>
-        <w:t>import random</w:t>
+          <w:color w:val="C45E00"/>
+        </w:rPr>
+        <w:t>import</w:t>
+      </w:r>
+      <w:r>
+        <w:rPr>
+          <w:rFonts w:ascii="JetBrains Mono" w:hAnsi="JetBrains Mono" w:cs="JetBrains Mono"/>
+          <w:sz w:val="24"/>
+          <w:szCs w:val="24"/>
+          <w:color w:val="080808"/>
+        </w:rPr>
+        <w:t xml:space="preserve"> random</w:t>
       </w:r>
       <w:r>
         <w:rPr>
@@ -586,9 +595,18 @@
           <w:rFonts w:ascii="JetBrains Mono" w:hAnsi="JetBrains Mono" w:cs="JetBrains Mono"/>
           <w:sz w:val="24"/>
           <w:szCs w:val="24"/>
-          <w:color w:val="080808"/>
-        </w:rPr>
-        <w:t>import random</w:t>
+          <w:color w:val="C45E00"/>
+        </w:rPr>
+        <w:t>import</w:t>
+      </w:r>
+      <w:r>
+        <w:rPr>
+          <w:rFonts w:ascii="JetBrains Mono" w:hAnsi="JetBrains Mono" w:cs="JetBrains Mono"/>
+          <w:sz w:val="24"/>
+          <w:szCs w:val="24"/>
+          <w:color w:val="080808"/>
+        </w:rPr>
+        <w:t xml:space="preserve"> random</w:t>
       </w:r>
       <w:r>
         <w:rPr>
@@ -1333,9 +1351,19 @@
           <w:kern w:val="0"/>
           <w:szCs w:val="24"/>
           <w14:ligatures w14:val="none"/>
-          <w:color w:val="080808"/>
-        </w:rPr>
-        <w:t>import random</w:t>
+          <w:color w:val="C45E00"/>
+        </w:rPr>
+        <w:t>import</w:t>
+      </w:r>
+      <w:r>
+        <w:rPr>
+          <w:rFonts w:ascii="JetBrains Mono" w:hAnsi="JetBrains Mono" w:eastAsia="Times New Roman" w:cs="JetBrains Mono"/>
+          <w:kern w:val="0"/>
+          <w:szCs w:val="24"/>
+          <w14:ligatures w14:val="none"/>
+          <w:color w:val="080808"/>
+        </w:rPr>
+        <w:t xml:space="preserve"> random</w:t>
       </w:r>
       <w:r>
         <w:rPr>
